--- a/HPC Advance/Assignment Document/1/260740150018_ADVANCE_PROGRAMMING_HPC_LAB_1.docx
+++ b/HPC Advance/Assignment Document/1/260740150018_ADVANCE_PROGRAMMING_HPC_LAB_1.docx
@@ -41,17 +41,7 @@
                 <w:sz w:val="28"/>
                 <w:szCs w:val="28"/>
               </w:rPr>
-              <w:t xml:space="preserve">Assignment </w:t>
-            </w:r>
-            <w:r>
-              <w:rPr>
-                <w:rFonts w:ascii="Times New Roman" w:hAnsi="Times New Roman" w:cs="Times New Roman"/>
-                <w:b/>
-                <w:bCs/>
-                <w:sz w:val="28"/>
-                <w:szCs w:val="28"/>
-              </w:rPr>
-              <w:t>1</w:t>
+              <w:t>Assignment 1</w:t>
             </w:r>
           </w:p>
           <w:p>
@@ -215,14 +205,6 @@
           <w:szCs w:val="28"/>
         </w:rPr>
         <w:br/>
-      </w:r>
-      <w:r>
-        <w:rPr>
-          <w:rFonts w:ascii="Times New Roman" w:hAnsi="Times New Roman" w:cs="Times New Roman"/>
-          <w:color w:val="auto"/>
-          <w:sz w:val="28"/>
-          <w:szCs w:val="28"/>
-        </w:rPr>
         <w:t>Exercise 1 — YES</w:t>
       </w:r>
     </w:p>
